--- a/Aspectra_Repository_Blueprint_for_Gemini.docx
+++ b/Aspectra_Repository_Blueprint_for_Gemini.docx
@@ -74,11 +74,12 @@
       <w:tr>
         <w:trPr>
           <w:tblHeader/>
+          <w:cantSplit/>
         </w:trPr>
         <w:tc>
           <w:tcPr>
             <w:tcW w:type="dxa" w:w="5069"/>
-            <w:shd w:fill="213247"/>
+            <w:shd w:fill="DCE7F1"/>
             <w:tcBorders>
               <w:top w:val="single" w:sz="4" w:color="D9D9D9"/>
               <w:left w:val="single" w:sz="4" w:color="D9D9D9"/>
@@ -93,10 +94,14 @@
             </w:tcMar>
           </w:tcPr>
           <w:p>
+            <w:pPr>
+              <w:spacing w:before="0" w:after="0"/>
+            </w:pPr>
             <w:r>
               <w:rPr>
                 <w:b/>
-                <w:color w:val="FFFFFF"/>
+                <w:color w:val="142332"/>
+                <w:sz w:val="18"/>
               </w:rPr>
               <w:t>Anchor</w:t>
             </w:r>
@@ -105,7 +110,7 @@
         <w:tc>
           <w:tcPr>
             <w:tcW w:type="dxa" w:w="5069"/>
-            <w:shd w:fill="213247"/>
+            <w:shd w:fill="DCE7F1"/>
             <w:tcBorders>
               <w:top w:val="single" w:sz="4" w:color="D9D9D9"/>
               <w:left w:val="single" w:sz="4" w:color="D9D9D9"/>
@@ -120,10 +125,14 @@
             </w:tcMar>
           </w:tcPr>
           <w:p>
+            <w:pPr>
+              <w:spacing w:before="0" w:after="0"/>
+            </w:pPr>
             <w:r>
               <w:rPr>
                 <w:b/>
-                <w:color w:val="FFFFFF"/>
+                <w:color w:val="142332"/>
+                <w:sz w:val="18"/>
               </w:rPr>
               <w:t>What to find</w:t>
             </w:r>
@@ -131,6 +140,9 @@
         </w:tc>
       </w:tr>
       <w:tr>
+        <w:trPr>
+          <w:cantSplit/>
+        </w:trPr>
         <w:tc>
           <w:tcPr>
             <w:tcW w:type="dxa" w:w="3168"/>
@@ -183,6 +195,9 @@
         </w:tc>
       </w:tr>
       <w:tr>
+        <w:trPr>
+          <w:cantSplit/>
+        </w:trPr>
         <w:tc>
           <w:tcPr>
             <w:tcW w:type="dxa" w:w="3168"/>
@@ -237,6 +252,9 @@
         </w:tc>
       </w:tr>
       <w:tr>
+        <w:trPr>
+          <w:cantSplit/>
+        </w:trPr>
         <w:tc>
           <w:tcPr>
             <w:tcW w:type="dxa" w:w="3168"/>
@@ -289,6 +307,9 @@
         </w:tc>
       </w:tr>
       <w:tr>
+        <w:trPr>
+          <w:cantSplit/>
+        </w:trPr>
         <w:tc>
           <w:tcPr>
             <w:tcW w:type="dxa" w:w="3168"/>
@@ -343,6 +364,9 @@
         </w:tc>
       </w:tr>
       <w:tr>
+        <w:trPr>
+          <w:cantSplit/>
+        </w:trPr>
         <w:tc>
           <w:tcPr>
             <w:tcW w:type="dxa" w:w="3168"/>
@@ -395,6 +419,9 @@
         </w:tc>
       </w:tr>
       <w:tr>
+        <w:trPr>
+          <w:cantSplit/>
+        </w:trPr>
         <w:tc>
           <w:tcPr>
             <w:tcW w:type="dxa" w:w="3168"/>
@@ -449,6 +476,9 @@
         </w:tc>
       </w:tr>
       <w:tr>
+        <w:trPr>
+          <w:cantSplit/>
+        </w:trPr>
         <w:tc>
           <w:tcPr>
             <w:tcW w:type="dxa" w:w="3168"/>
@@ -501,6 +531,9 @@
         </w:tc>
       </w:tr>
       <w:tr>
+        <w:trPr>
+          <w:cantSplit/>
+        </w:trPr>
         <w:tc>
           <w:tcPr>
             <w:tcW w:type="dxa" w:w="3168"/>
@@ -555,6 +588,9 @@
         </w:tc>
       </w:tr>
       <w:tr>
+        <w:trPr>
+          <w:cantSplit/>
+        </w:trPr>
         <w:tc>
           <w:tcPr>
             <w:tcW w:type="dxa" w:w="3168"/>
@@ -607,6 +643,9 @@
         </w:tc>
       </w:tr>
       <w:tr>
+        <w:trPr>
+          <w:cantSplit/>
+        </w:trPr>
         <w:tc>
           <w:tcPr>
             <w:tcW w:type="dxa" w:w="3168"/>
@@ -661,6 +700,9 @@
         </w:tc>
       </w:tr>
       <w:tr>
+        <w:trPr>
+          <w:cantSplit/>
+        </w:trPr>
         <w:tc>
           <w:tcPr>
             <w:tcW w:type="dxa" w:w="3168"/>
@@ -713,6 +755,9 @@
         </w:tc>
       </w:tr>
       <w:tr>
+        <w:trPr>
+          <w:cantSplit/>
+        </w:trPr>
         <w:tc>
           <w:tcPr>
             <w:tcW w:type="dxa" w:w="3168"/>
@@ -767,6 +812,9 @@
         </w:tc>
       </w:tr>
       <w:tr>
+        <w:trPr>
+          <w:cantSplit/>
+        </w:trPr>
         <w:tc>
           <w:tcPr>
             <w:tcW w:type="dxa" w:w="3168"/>
@@ -819,6 +867,9 @@
         </w:tc>
       </w:tr>
       <w:tr>
+        <w:trPr>
+          <w:cantSplit/>
+        </w:trPr>
         <w:tc>
           <w:tcPr>
             <w:tcW w:type="dxa" w:w="3168"/>
@@ -873,6 +924,9 @@
         </w:tc>
       </w:tr>
       <w:tr>
+        <w:trPr>
+          <w:cantSplit/>
+        </w:trPr>
         <w:tc>
           <w:tcPr>
             <w:tcW w:type="dxa" w:w="3168"/>
@@ -955,11 +1009,12 @@
       <w:tr>
         <w:trPr>
           <w:tblHeader/>
+          <w:cantSplit/>
         </w:trPr>
         <w:tc>
           <w:tcPr>
             <w:tcW w:type="dxa" w:w="5069"/>
-            <w:shd w:fill="213247"/>
+            <w:shd w:fill="DCE7F1"/>
             <w:tcBorders>
               <w:top w:val="single" w:sz="4" w:color="D9D9D9"/>
               <w:left w:val="single" w:sz="4" w:color="D9D9D9"/>
@@ -975,10 +1030,13 @@
             <w:vAlign w:val="center"/>
           </w:tcPr>
           <w:p>
+            <w:pPr>
+              <w:spacing w:before="0" w:after="0"/>
+            </w:pPr>
             <w:r>
               <w:rPr>
                 <w:b/>
-                <w:color w:val="FFFFFF"/>
+                <w:color w:val="142332"/>
                 <w:sz w:val="18"/>
               </w:rPr>
               <w:t>Files relative to source root</w:t>
@@ -988,7 +1046,7 @@
         <w:tc>
           <w:tcPr>
             <w:tcW w:type="dxa" w:w="5069"/>
-            <w:shd w:fill="213247"/>
+            <w:shd w:fill="DCE7F1"/>
             <w:tcBorders>
               <w:top w:val="single" w:sz="4" w:color="D9D9D9"/>
               <w:left w:val="single" w:sz="4" w:color="D9D9D9"/>
@@ -1004,10 +1062,13 @@
             <w:vAlign w:val="center"/>
           </w:tcPr>
           <w:p>
+            <w:pPr>
+              <w:spacing w:before="0" w:after="0"/>
+            </w:pPr>
             <w:r>
               <w:rPr>
                 <w:b/>
-                <w:color w:val="FFFFFF"/>
+                <w:color w:val="142332"/>
                 <w:sz w:val="18"/>
               </w:rPr>
               <w:t>Purpose</w:t>
@@ -1016,6 +1077,9 @@
         </w:tc>
       </w:tr>
       <w:tr>
+        <w:trPr>
+          <w:cantSplit/>
+        </w:trPr>
         <w:tc>
           <w:tcPr>
             <w:tcW w:type="dxa" w:w="3816"/>
@@ -1077,6 +1141,9 @@
         </w:tc>
       </w:tr>
       <w:tr>
+        <w:trPr>
+          <w:cantSplit/>
+        </w:trPr>
         <w:tc>
           <w:tcPr>
             <w:tcW w:type="dxa" w:w="3816"/>
@@ -1140,6 +1207,9 @@
         </w:tc>
       </w:tr>
       <w:tr>
+        <w:trPr>
+          <w:cantSplit/>
+        </w:trPr>
         <w:tc>
           <w:tcPr>
             <w:tcW w:type="dxa" w:w="3816"/>
@@ -1201,6 +1271,9 @@
         </w:tc>
       </w:tr>
       <w:tr>
+        <w:trPr>
+          <w:cantSplit/>
+        </w:trPr>
         <w:tc>
           <w:tcPr>
             <w:tcW w:type="dxa" w:w="3816"/>
@@ -1264,6 +1337,9 @@
         </w:tc>
       </w:tr>
       <w:tr>
+        <w:trPr>
+          <w:cantSplit/>
+        </w:trPr>
         <w:tc>
           <w:tcPr>
             <w:tcW w:type="dxa" w:w="3816"/>
@@ -1325,6 +1401,9 @@
         </w:tc>
       </w:tr>
       <w:tr>
+        <w:trPr>
+          <w:cantSplit/>
+        </w:trPr>
         <w:tc>
           <w:tcPr>
             <w:tcW w:type="dxa" w:w="3816"/>
@@ -1388,6 +1467,9 @@
         </w:tc>
       </w:tr>
       <w:tr>
+        <w:trPr>
+          <w:cantSplit/>
+        </w:trPr>
         <w:tc>
           <w:tcPr>
             <w:tcW w:type="dxa" w:w="3816"/>
@@ -1449,6 +1531,9 @@
         </w:tc>
       </w:tr>
       <w:tr>
+        <w:trPr>
+          <w:cantSplit/>
+        </w:trPr>
         <w:tc>
           <w:tcPr>
             <w:tcW w:type="dxa" w:w="3816"/>
@@ -1512,6 +1597,9 @@
         </w:tc>
       </w:tr>
       <w:tr>
+        <w:trPr>
+          <w:cantSplit/>
+        </w:trPr>
         <w:tc>
           <w:tcPr>
             <w:tcW w:type="dxa" w:w="3816"/>
@@ -1573,6 +1661,9 @@
         </w:tc>
       </w:tr>
       <w:tr>
+        <w:trPr>
+          <w:cantSplit/>
+        </w:trPr>
         <w:tc>
           <w:tcPr>
             <w:tcW w:type="dxa" w:w="3816"/>
@@ -1636,6 +1727,9 @@
         </w:tc>
       </w:tr>
       <w:tr>
+        <w:trPr>
+          <w:cantSplit/>
+        </w:trPr>
         <w:tc>
           <w:tcPr>
             <w:tcW w:type="dxa" w:w="3816"/>
@@ -1724,11 +1818,12 @@
       <w:tr>
         <w:trPr>
           <w:tblHeader/>
+          <w:cantSplit/>
         </w:trPr>
         <w:tc>
           <w:tcPr>
             <w:tcW w:type="dxa" w:w="5069"/>
-            <w:shd w:fill="213247"/>
+            <w:shd w:fill="DCE7F1"/>
             <w:tcBorders>
               <w:top w:val="single" w:sz="4" w:color="D9D9D9"/>
               <w:left w:val="single" w:sz="4" w:color="D9D9D9"/>
@@ -1744,10 +1839,13 @@
             <w:vAlign w:val="center"/>
           </w:tcPr>
           <w:p>
+            <w:pPr>
+              <w:spacing w:before="0" w:after="0"/>
+            </w:pPr>
             <w:r>
               <w:rPr>
                 <w:b/>
-                <w:color w:val="FFFFFF"/>
+                <w:color w:val="142332"/>
                 <w:sz w:val="18"/>
               </w:rPr>
               <w:t>Files relative to source root</w:t>
@@ -1757,7 +1855,7 @@
         <w:tc>
           <w:tcPr>
             <w:tcW w:type="dxa" w:w="5069"/>
-            <w:shd w:fill="213247"/>
+            <w:shd w:fill="DCE7F1"/>
             <w:tcBorders>
               <w:top w:val="single" w:sz="4" w:color="D9D9D9"/>
               <w:left w:val="single" w:sz="4" w:color="D9D9D9"/>
@@ -1773,10 +1871,13 @@
             <w:vAlign w:val="center"/>
           </w:tcPr>
           <w:p>
+            <w:pPr>
+              <w:spacing w:before="0" w:after="0"/>
+            </w:pPr>
             <w:r>
               <w:rPr>
                 <w:b/>
-                <w:color w:val="FFFFFF"/>
+                <w:color w:val="142332"/>
                 <w:sz w:val="18"/>
               </w:rPr>
               <w:t>Purpose</w:t>
@@ -1785,6 +1886,9 @@
         </w:tc>
       </w:tr>
       <w:tr>
+        <w:trPr>
+          <w:cantSplit/>
+        </w:trPr>
         <w:tc>
           <w:tcPr>
             <w:tcW w:type="dxa" w:w="3816"/>
@@ -1846,6 +1950,9 @@
         </w:tc>
       </w:tr>
       <w:tr>
+        <w:trPr>
+          <w:cantSplit/>
+        </w:trPr>
         <w:tc>
           <w:tcPr>
             <w:tcW w:type="dxa" w:w="3816"/>
@@ -1909,6 +2016,9 @@
         </w:tc>
       </w:tr>
       <w:tr>
+        <w:trPr>
+          <w:cantSplit/>
+        </w:trPr>
         <w:tc>
           <w:tcPr>
             <w:tcW w:type="dxa" w:w="3816"/>
@@ -1970,6 +2080,9 @@
         </w:tc>
       </w:tr>
       <w:tr>
+        <w:trPr>
+          <w:cantSplit/>
+        </w:trPr>
         <w:tc>
           <w:tcPr>
             <w:tcW w:type="dxa" w:w="3816"/>
@@ -2033,6 +2146,9 @@
         </w:tc>
       </w:tr>
       <w:tr>
+        <w:trPr>
+          <w:cantSplit/>
+        </w:trPr>
         <w:tc>
           <w:tcPr>
             <w:tcW w:type="dxa" w:w="3816"/>
@@ -2094,6 +2210,9 @@
         </w:tc>
       </w:tr>
       <w:tr>
+        <w:trPr>
+          <w:cantSplit/>
+        </w:trPr>
         <w:tc>
           <w:tcPr>
             <w:tcW w:type="dxa" w:w="3816"/>
@@ -2157,6 +2276,9 @@
         </w:tc>
       </w:tr>
       <w:tr>
+        <w:trPr>
+          <w:cantSplit/>
+        </w:trPr>
         <w:tc>
           <w:tcPr>
             <w:tcW w:type="dxa" w:w="3816"/>
@@ -2218,6 +2340,9 @@
         </w:tc>
       </w:tr>
       <w:tr>
+        <w:trPr>
+          <w:cantSplit/>
+        </w:trPr>
         <w:tc>
           <w:tcPr>
             <w:tcW w:type="dxa" w:w="3816"/>
@@ -2281,6 +2406,9 @@
         </w:tc>
       </w:tr>
       <w:tr>
+        <w:trPr>
+          <w:cantSplit/>
+        </w:trPr>
         <w:tc>
           <w:tcPr>
             <w:tcW w:type="dxa" w:w="3816"/>
@@ -2342,6 +2470,9 @@
         </w:tc>
       </w:tr>
       <w:tr>
+        <w:trPr>
+          <w:cantSplit/>
+        </w:trPr>
         <w:tc>
           <w:tcPr>
             <w:tcW w:type="dxa" w:w="3816"/>
@@ -2432,11 +2563,12 @@
       <w:tr>
         <w:trPr>
           <w:tblHeader/>
+          <w:cantSplit/>
         </w:trPr>
         <w:tc>
           <w:tcPr>
             <w:tcW w:type="dxa" w:w="5069"/>
-            <w:shd w:fill="213247"/>
+            <w:shd w:fill="DCE7F1"/>
             <w:tcBorders>
               <w:top w:val="single" w:sz="4" w:color="D9D9D9"/>
               <w:left w:val="single" w:sz="4" w:color="D9D9D9"/>
@@ -2452,10 +2584,13 @@
             <w:vAlign w:val="center"/>
           </w:tcPr>
           <w:p>
+            <w:pPr>
+              <w:spacing w:before="0" w:after="0"/>
+            </w:pPr>
             <w:r>
               <w:rPr>
                 <w:b/>
-                <w:color w:val="FFFFFF"/>
+                <w:color w:val="142332"/>
                 <w:sz w:val="18"/>
               </w:rPr>
               <w:t>Files relative to source root</w:t>
@@ -2465,7 +2600,7 @@
         <w:tc>
           <w:tcPr>
             <w:tcW w:type="dxa" w:w="5069"/>
-            <w:shd w:fill="213247"/>
+            <w:shd w:fill="DCE7F1"/>
             <w:tcBorders>
               <w:top w:val="single" w:sz="4" w:color="D9D9D9"/>
               <w:left w:val="single" w:sz="4" w:color="D9D9D9"/>
@@ -2481,10 +2616,13 @@
             <w:vAlign w:val="center"/>
           </w:tcPr>
           <w:p>
+            <w:pPr>
+              <w:spacing w:before="0" w:after="0"/>
+            </w:pPr>
             <w:r>
               <w:rPr>
                 <w:b/>
-                <w:color w:val="FFFFFF"/>
+                <w:color w:val="142332"/>
                 <w:sz w:val="18"/>
               </w:rPr>
               <w:t>Purpose</w:t>
@@ -2493,6 +2631,9 @@
         </w:tc>
       </w:tr>
       <w:tr>
+        <w:trPr>
+          <w:cantSplit/>
+        </w:trPr>
         <w:tc>
           <w:tcPr>
             <w:tcW w:type="dxa" w:w="3816"/>
@@ -2554,6 +2695,9 @@
         </w:tc>
       </w:tr>
       <w:tr>
+        <w:trPr>
+          <w:cantSplit/>
+        </w:trPr>
         <w:tc>
           <w:tcPr>
             <w:tcW w:type="dxa" w:w="3816"/>
@@ -2617,6 +2761,9 @@
         </w:tc>
       </w:tr>
       <w:tr>
+        <w:trPr>
+          <w:cantSplit/>
+        </w:trPr>
         <w:tc>
           <w:tcPr>
             <w:tcW w:type="dxa" w:w="3816"/>
@@ -2678,6 +2825,9 @@
         </w:tc>
       </w:tr>
       <w:tr>
+        <w:trPr>
+          <w:cantSplit/>
+        </w:trPr>
         <w:tc>
           <w:tcPr>
             <w:tcW w:type="dxa" w:w="3816"/>
@@ -2741,6 +2891,9 @@
         </w:tc>
       </w:tr>
       <w:tr>
+        <w:trPr>
+          <w:cantSplit/>
+        </w:trPr>
         <w:tc>
           <w:tcPr>
             <w:tcW w:type="dxa" w:w="3816"/>
@@ -2802,6 +2955,9 @@
         </w:tc>
       </w:tr>
       <w:tr>
+        <w:trPr>
+          <w:cantSplit/>
+        </w:trPr>
         <w:tc>
           <w:tcPr>
             <w:tcW w:type="dxa" w:w="3816"/>
@@ -2865,6 +3021,9 @@
         </w:tc>
       </w:tr>
       <w:tr>
+        <w:trPr>
+          <w:cantSplit/>
+        </w:trPr>
         <w:tc>
           <w:tcPr>
             <w:tcW w:type="dxa" w:w="3816"/>
@@ -2926,6 +3085,9 @@
         </w:tc>
       </w:tr>
       <w:tr>
+        <w:trPr>
+          <w:cantSplit/>
+        </w:trPr>
         <w:tc>
           <w:tcPr>
             <w:tcW w:type="dxa" w:w="3816"/>
@@ -2989,6 +3151,9 @@
         </w:tc>
       </w:tr>
       <w:tr>
+        <w:trPr>
+          <w:cantSplit/>
+        </w:trPr>
         <w:tc>
           <w:tcPr>
             <w:tcW w:type="dxa" w:w="3816"/>
@@ -3050,6 +3215,9 @@
         </w:tc>
       </w:tr>
       <w:tr>
+        <w:trPr>
+          <w:cantSplit/>
+        </w:trPr>
         <w:tc>
           <w:tcPr>
             <w:tcW w:type="dxa" w:w="3816"/>
@@ -3113,6 +3281,9 @@
         </w:tc>
       </w:tr>
       <w:tr>
+        <w:trPr>
+          <w:cantSplit/>
+        </w:trPr>
         <w:tc>
           <w:tcPr>
             <w:tcW w:type="dxa" w:w="3816"/>
@@ -3174,6 +3345,9 @@
         </w:tc>
       </w:tr>
       <w:tr>
+        <w:trPr>
+          <w:cantSplit/>
+        </w:trPr>
         <w:tc>
           <w:tcPr>
             <w:tcW w:type="dxa" w:w="3816"/>
@@ -3237,6 +3411,9 @@
         </w:tc>
       </w:tr>
       <w:tr>
+        <w:trPr>
+          <w:cantSplit/>
+        </w:trPr>
         <w:tc>
           <w:tcPr>
             <w:tcW w:type="dxa" w:w="3816"/>
@@ -3325,11 +3502,12 @@
       <w:tr>
         <w:trPr>
           <w:tblHeader/>
+          <w:cantSplit/>
         </w:trPr>
         <w:tc>
           <w:tcPr>
             <w:tcW w:type="dxa" w:w="5069"/>
-            <w:shd w:fill="213247"/>
+            <w:shd w:fill="DCE7F1"/>
             <w:tcBorders>
               <w:top w:val="single" w:sz="4" w:color="D9D9D9"/>
               <w:left w:val="single" w:sz="4" w:color="D9D9D9"/>
@@ -3345,10 +3523,13 @@
             <w:vAlign w:val="center"/>
           </w:tcPr>
           <w:p>
+            <w:pPr>
+              <w:spacing w:before="0" w:after="0"/>
+            </w:pPr>
             <w:r>
               <w:rPr>
                 <w:b/>
-                <w:color w:val="FFFFFF"/>
+                <w:color w:val="142332"/>
                 <w:sz w:val="18"/>
               </w:rPr>
               <w:t>Files relative to source root</w:t>
@@ -3358,7 +3539,7 @@
         <w:tc>
           <w:tcPr>
             <w:tcW w:type="dxa" w:w="5069"/>
-            <w:shd w:fill="213247"/>
+            <w:shd w:fill="DCE7F1"/>
             <w:tcBorders>
               <w:top w:val="single" w:sz="4" w:color="D9D9D9"/>
               <w:left w:val="single" w:sz="4" w:color="D9D9D9"/>
@@ -3374,10 +3555,13 @@
             <w:vAlign w:val="center"/>
           </w:tcPr>
           <w:p>
+            <w:pPr>
+              <w:spacing w:before="0" w:after="0"/>
+            </w:pPr>
             <w:r>
               <w:rPr>
                 <w:b/>
-                <w:color w:val="FFFFFF"/>
+                <w:color w:val="142332"/>
                 <w:sz w:val="18"/>
               </w:rPr>
               <w:t>Purpose</w:t>
@@ -3386,6 +3570,9 @@
         </w:tc>
       </w:tr>
       <w:tr>
+        <w:trPr>
+          <w:cantSplit/>
+        </w:trPr>
         <w:tc>
           <w:tcPr>
             <w:tcW w:type="dxa" w:w="3816"/>
@@ -3447,6 +3634,9 @@
         </w:tc>
       </w:tr>
       <w:tr>
+        <w:trPr>
+          <w:cantSplit/>
+        </w:trPr>
         <w:tc>
           <w:tcPr>
             <w:tcW w:type="dxa" w:w="3816"/>
@@ -3510,6 +3700,9 @@
         </w:tc>
       </w:tr>
       <w:tr>
+        <w:trPr>
+          <w:cantSplit/>
+        </w:trPr>
         <w:tc>
           <w:tcPr>
             <w:tcW w:type="dxa" w:w="3816"/>
@@ -3571,6 +3764,9 @@
         </w:tc>
       </w:tr>
       <w:tr>
+        <w:trPr>
+          <w:cantSplit/>
+        </w:trPr>
         <w:tc>
           <w:tcPr>
             <w:tcW w:type="dxa" w:w="3816"/>
@@ -3634,6 +3830,9 @@
         </w:tc>
       </w:tr>
       <w:tr>
+        <w:trPr>
+          <w:cantSplit/>
+        </w:trPr>
         <w:tc>
           <w:tcPr>
             <w:tcW w:type="dxa" w:w="3816"/>
@@ -3695,6 +3894,9 @@
         </w:tc>
       </w:tr>
       <w:tr>
+        <w:trPr>
+          <w:cantSplit/>
+        </w:trPr>
         <w:tc>
           <w:tcPr>
             <w:tcW w:type="dxa" w:w="3816"/>
@@ -3758,6 +3960,9 @@
         </w:tc>
       </w:tr>
       <w:tr>
+        <w:trPr>
+          <w:cantSplit/>
+        </w:trPr>
         <w:tc>
           <w:tcPr>
             <w:tcW w:type="dxa" w:w="3816"/>
@@ -3819,6 +4024,9 @@
         </w:tc>
       </w:tr>
       <w:tr>
+        <w:trPr>
+          <w:cantSplit/>
+        </w:trPr>
         <w:tc>
           <w:tcPr>
             <w:tcW w:type="dxa" w:w="3816"/>

--- a/Aspectra_Repository_Blueprint_for_Gemini.docx
+++ b/Aspectra_Repository_Blueprint_for_Gemini.docx
@@ -99,6 +99,7 @@
             </w:pPr>
             <w:r>
               <w:rPr>
+                <w:rFonts w:ascii="Arial" w:hAnsi="Arial"/>
                 <w:b/>
                 <w:color w:val="142332"/>
                 <w:sz w:val="18"/>
@@ -130,6 +131,7 @@
             </w:pPr>
             <w:r>
               <w:rPr>
+                <w:rFonts w:ascii="Arial" w:hAnsi="Arial"/>
                 <w:b/>
                 <w:color w:val="142332"/>
                 <w:sz w:val="18"/>
@@ -1035,6 +1037,7 @@
             </w:pPr>
             <w:r>
               <w:rPr>
+                <w:rFonts w:ascii="Arial" w:hAnsi="Arial"/>
                 <w:b/>
                 <w:color w:val="142332"/>
                 <w:sz w:val="18"/>
@@ -1067,6 +1070,7 @@
             </w:pPr>
             <w:r>
               <w:rPr>
+                <w:rFonts w:ascii="Arial" w:hAnsi="Arial"/>
                 <w:b/>
                 <w:color w:val="142332"/>
                 <w:sz w:val="18"/>
@@ -1844,6 +1848,7 @@
             </w:pPr>
             <w:r>
               <w:rPr>
+                <w:rFonts w:ascii="Arial" w:hAnsi="Arial"/>
                 <w:b/>
                 <w:color w:val="142332"/>
                 <w:sz w:val="18"/>
@@ -1876,6 +1881,7 @@
             </w:pPr>
             <w:r>
               <w:rPr>
+                <w:rFonts w:ascii="Arial" w:hAnsi="Arial"/>
                 <w:b/>
                 <w:color w:val="142332"/>
                 <w:sz w:val="18"/>
@@ -2589,6 +2595,7 @@
             </w:pPr>
             <w:r>
               <w:rPr>
+                <w:rFonts w:ascii="Arial" w:hAnsi="Arial"/>
                 <w:b/>
                 <w:color w:val="142332"/>
                 <w:sz w:val="18"/>
@@ -2621,6 +2628,7 @@
             </w:pPr>
             <w:r>
               <w:rPr>
+                <w:rFonts w:ascii="Arial" w:hAnsi="Arial"/>
                 <w:b/>
                 <w:color w:val="142332"/>
                 <w:sz w:val="18"/>
@@ -3528,6 +3536,7 @@
             </w:pPr>
             <w:r>
               <w:rPr>
+                <w:rFonts w:ascii="Arial" w:hAnsi="Arial"/>
                 <w:b/>
                 <w:color w:val="142332"/>
                 <w:sz w:val="18"/>
@@ -3560,6 +3569,7 @@
             </w:pPr>
             <w:r>
               <w:rPr>
+                <w:rFonts w:ascii="Arial" w:hAnsi="Arial"/>
                 <w:b/>
                 <w:color w:val="142332"/>
                 <w:sz w:val="18"/>
